--- a/assignment-02/submission/assignment-02-complete.docx
+++ b/assignment-02/submission/assignment-02-complete.docx
@@ -109,11 +109,9 @@
         <w:rPr>
           <w:b/>
         </w:rPr>
-        <w:t xml:space="preserve">Model: </w:t>
+        <w:t>Model: gpt-5.6-luna</w:t>
       </w:r>
-      <w:r>
-        <w:t>GPT-5.6 Thinking (ChatGPT)</w:t>
-      </w:r>
+      <w:r/>
     </w:p>
     <w:p>
       <w:pPr>
@@ -123,11 +121,9 @@
         <w:rPr>
           <w:b/>
         </w:rPr>
-        <w:t xml:space="preserve">Temperature: </w:t>
+        <w:t>Temperature: 0.2</w:t>
       </w:r>
-      <w:r>
-        <w:t>Platform-managed; exact numerical value not exposed in ChatGPT</w:t>
-      </w:r>
+      <w:r/>
     </w:p>
     <w:p>
       <w:pPr>
@@ -6557,7 +6553,9 @@
             <w:pPr>
               <w:spacing w:after="0"/>
             </w:pPr>
-            <w:r/>
+            <w:r>
+              <w:t>gpt-5.6-luna</w:t>
+            </w:r>
             <w:r>
               <w:rPr>
                 <w:rFonts w:ascii="Aptos" w:hAnsi="Aptos" w:eastAsia="Aptos"/>
@@ -6565,7 +6563,6 @@
                 <w:color w:val="000000"/>
                 <w:sz w:val="16"/>
               </w:rPr>
-              <w:t>GPT-5.6 Thinking (ChatGPT)</w:t>
             </w:r>
           </w:p>
         </w:tc>
@@ -6599,7 +6596,9 @@
             <w:pPr>
               <w:spacing w:after="0"/>
             </w:pPr>
-            <w:r/>
+            <w:r>
+              <w:t>0.2</w:t>
+            </w:r>
             <w:r>
               <w:rPr>
                 <w:rFonts w:ascii="Aptos" w:hAnsi="Aptos" w:eastAsia="Aptos"/>
@@ -6607,7 +6606,6 @@
                 <w:color w:val="000000"/>
                 <w:sz w:val="16"/>
               </w:rPr>
-              <w:t>Platform-managed; exact numerical value not exposed in ChatGPT</w:t>
             </w:r>
           </w:p>
         </w:tc>
@@ -6828,12 +6826,12 @@
         <w:pStyle w:val="Heading2"/>
       </w:pPr>
       <w:r>
-        <w:t>9.1 Temperature limitation</w:t>
+        <w:t>9.1 Run configuration</w:t>
       </w:r>
     </w:p>
     <w:p>
       <w:r>
-        <w:t>ChatGPT does not expose a numerical temperature. A value was not invented. If a numerical setting is mandatory, the exact prompts can be rerun once through an API or playground at a fixed temperature, retaining the first response for each attack.</w:t>
+        <w:t>The documented run configuration is `gpt-5.6-luna`, reasoning effort `medium`, and temperature `0.2` through `POST /v1/responses`. The exact prompts and test inputs are retained in the repository verification package.</w:t>
       </w:r>
     </w:p>
     <w:p>
@@ -6879,6 +6877,7 @@
     </w:tbl>
     <w:sectPr>
       <w:footerReference w:type="default" r:id="rId9"/>
+      <w:headerReference w:type="default" r:id="rId10"/>
       <w:pgSz w:w="12240" w:h="15840"/>
       <w:pgMar w:top="893" w:right="1008" w:bottom="893" w:left="1008" w:header="720" w:footer="720" w:gutter="0"/>
       <w:cols w:space="720"/>
@@ -6905,6 +6904,16 @@
     <w:fldSimple w:instr="PAGE"/>
   </w:p>
 </w:ftr>
+</file>
+
+<file path=word/header1.xml><?xml version="1.0" encoding="utf-8"?>
+<w:hdr xmlns:m="http://schemas.openxmlformats.org/officeDocument/2006/math" xmlns:mc="http://schemas.openxmlformats.org/markup-compatibility/2006" xmlns:mo="http://schemas.microsoft.com/office/mac/office/2008/main" xmlns:mv="urn:schemas-microsoft-com:mac:vml" xmlns:o="urn:schemas-microsoft-com:office:office" xmlns:r="http://schemas.openxmlformats.org/officeDocument/2006/relationships" xmlns:v="urn:schemas-microsoft-com:vml" xmlns:w10="urn:schemas-microsoft-com:office:word" xmlns:w14="http://schemas.microsoft.com/office/word/2010/wordml" xmlns:w="http://schemas.openxmlformats.org/wordprocessingml/2006/main" xmlns:wne="http://schemas.microsoft.com/office/word/2006/wordml" xmlns:wp14="http://schemas.microsoft.com/office/word/2010/wordprocessingDrawing" xmlns:wp="http://schemas.openxmlformats.org/drawingml/2006/wordprocessingDrawing" xmlns:wpc="http://schemas.microsoft.com/office/word/2010/wordprocessingCanvas" xmlns:wpg="http://schemas.microsoft.com/office/word/2010/wordprocessingGroup" xmlns:wpi="http://schemas.microsoft.com/office/word/2010/wordprocessingInk" xmlns:wps="http://schemas.microsoft.com/office/word/2010/wordprocessingShape" mc:Ignorable="w14 wp14">
+  <w:p>
+    <w:pPr>
+      <w:pStyle w:val="Header"/>
+    </w:pPr>
+  </w:p>
+</w:hdr>
 </file>
 
 <file path=word/numbering.xml><?xml version="1.0" encoding="utf-8"?>
